--- a/docs/internal_policies/06_Confidentiality_Policy.docx
+++ b/docs/internal_policies/06_Confidentiality_Policy.docx
@@ -8,18 +8,20 @@
         <w:jc w:val="center"/>
       </w:pPr>
       <w:r>
-        <w:t>QUY ĐỊNH BẢO MẬT THÔNG TIN</w:t>
+        <w:t>CONFIDENTIALITY MANAGEMENT POLICY</w:t>
       </w:r>
     </w:p>
     <w:p>
       <w:r>
-        <w:t>Mã tài liệu: CHILLI-HR-POL-01</w:t>
+        <w:t>Document Control ID: POL-305-25</w:t>
         <w:br/>
-        <w:t>Phiên bản: 2.0</w:t>
+        <w:t>Authorized Owner: Corporate Admin</w:t>
         <w:br/>
-        <w:t>Ngày ban hành: 01/01/2024</w:t>
+        <w:t>Data Classification: CONFIDENTIAL / INTERNAL</w:t>
         <w:br/>
-        <w:t>Trạng thái: Chính thức</w:t>
+        <w:t>Effective Date: 22/04/2026</w:t>
+        <w:br/>
+        <w:t>Revision Status: V2.5 (Fully Dynamic)</w:t>
       </w:r>
     </w:p>
     <w:p>
@@ -32,117 +34,17 @@
         <w:pStyle w:val="Heading1"/>
       </w:pPr>
       <w:r>
-        <w:t>MỤC LỤC</w:t>
+        <w:t>1. Framework for Confidentiality Management</w:t>
       </w:r>
     </w:p>
     <w:p>
       <w:r>
-        <w:t>1. Tổng quan</w:t>
+        <w:t>This document provides the mandatory framework for managing Confidentiality within the corporate structure of Chilli Corp.</w:t>
       </w:r>
     </w:p>
     <w:p>
       <w:r>
-        <w:t>2. Nguyên tắc cốt lõi</w:t>
-      </w:r>
-    </w:p>
-    <w:p>
-      <w:r>
-        <w:t>3. Quy định chi tiết</w:t>
-      </w:r>
-    </w:p>
-    <w:p>
-      <w:r>
-        <w:t>4. Quy trình triển khai 5 bước</w:t>
-      </w:r>
-    </w:p>
-    <w:p>
-      <w:r>
-        <w:t>5. Câu hỏi thường gặp và Giải đáp</w:t>
-      </w:r>
-    </w:p>
-    <w:p>
-      <w:r>
-        <w:t>6. Điều khoản thi hành</w:t>
-      </w:r>
-    </w:p>
-    <w:p>
-      <w:r>
-        <w:t>7. Hướng dẫn bổ sung chương 1</w:t>
-      </w:r>
-    </w:p>
-    <w:p>
-      <w:r>
-        <w:t>8. Hướng dẫn bổ sung chương 2</w:t>
-      </w:r>
-    </w:p>
-    <w:p>
-      <w:r>
-        <w:t>9. Hướng dẫn bổ sung chương 3</w:t>
-      </w:r>
-    </w:p>
-    <w:p>
-      <w:r>
-        <w:t>10. Hướng dẫn bổ sung chương 4</w:t>
-      </w:r>
-    </w:p>
-    <w:p>
-      <w:r>
-        <w:t>11. Hướng dẫn bổ sung chương 5</w:t>
-      </w:r>
-    </w:p>
-    <w:p>
-      <w:r>
-        <w:t>12. Hướng dẫn bổ sung chương 6</w:t>
-      </w:r>
-    </w:p>
-    <w:p>
-      <w:r>
-        <w:t>13. Hướng dẫn bổ sung chương 7</w:t>
-      </w:r>
-    </w:p>
-    <w:p>
-      <w:r>
-        <w:t>14. Hướng dẫn bổ sung chương 8</w:t>
-      </w:r>
-    </w:p>
-    <w:p>
-      <w:r>
-        <w:t>15. Hướng dẫn bổ sung chương 9</w:t>
-      </w:r>
-    </w:p>
-    <w:p>
-      <w:r>
-        <w:t>16. Hướng dẫn bổ sung chương 10</w:t>
-      </w:r>
-    </w:p>
-    <w:p>
-      <w:r>
-        <w:t>17. Hướng dẫn bổ sung chương 11</w:t>
-      </w:r>
-    </w:p>
-    <w:p>
-      <w:r>
-        <w:t>18. Hướng dẫn bổ sung chương 12</w:t>
-      </w:r>
-    </w:p>
-    <w:p>
-      <w:r>
-        <w:t>19. Hướng dẫn bổ sung chương 13</w:t>
-      </w:r>
-    </w:p>
-    <w:p>
-      <w:r>
-        <w:t>20. Hướng dẫn bổ sung chương 14</w:t>
-      </w:r>
-    </w:p>
-    <w:p>
-      <w:r>
-        <w:t>21. Hướng dẫn bổ sung chương 15</w:t>
-      </w:r>
-    </w:p>
-    <w:p>
-      <w:r>
-        <w:br w:type="page"/>
+        <w:t>All personnel must adhere to these Confidentiality standards to ensure operational integrity.</w:t>
       </w:r>
     </w:p>
     <w:p>
@@ -150,27 +52,32 @@
         <w:pStyle w:val="Heading1"/>
       </w:pPr>
       <w:r>
-        <w:t>1. Tổng quan</w:t>
+        <w:t>2. Specific Execution Steps</w:t>
       </w:r>
     </w:p>
     <w:p>
       <w:r>
-        <w:t>Tài liệu này quy định các tiêu chuẩn và hướng dẫn cụ thể về quy định bảo mật thông tin</w:t>
+        <w:t>Step 1: Archive the Confidentiality log entry via the enterprise portal.</w:t>
       </w:r>
     </w:p>
     <w:p>
       <w:r>
-        <w:t>Áp dụng cho mọi cấp bậc trong tổ chức nhằm tạo ra môi trường làm việc chuyên nghiệp.</w:t>
+        <w:t>Step 2: The Manager must perform a initial check on Confidentiality requirements.</w:t>
       </w:r>
     </w:p>
     <w:p>
       <w:r>
-        <w:t>Các quy định chi tiết bổ sung nhằm đảm bảo tính minh bạch và công bằng trong quá trình thực hiện chính sách tại các phòng ban khác nhau.</w:t>
+        <w:t>Step 3: Internal validation for Confidentiality should be completed using the standard automated workflow.</w:t>
       </w:r>
     </w:p>
     <w:p>
       <w:r>
-        <w:t>---</w:t>
+        <w:t>Step 4: Final decision on the Confidentiality instance will be recorded in the database within 2 business days.</w:t>
+      </w:r>
+    </w:p>
+    <w:p>
+      <w:r>
+        <w:t>Step 5: Maintenance of this Confidentiality record is required every 5 months.</w:t>
       </w:r>
     </w:p>
     <w:p>
@@ -178,664 +85,211 @@
         <w:pStyle w:val="Heading1"/>
       </w:pPr>
       <w:r>
-        <w:t>2. Nguyên tắc cốt lõi</w:t>
+        <w:t>3. Risk Identification Matrix for Confidentiality</w:t>
       </w:r>
     </w:p>
-    <w:p>
-      <w:r>
-        <w:t>Minh bạch</w:t>
-      </w:r>
-    </w:p>
-    <w:p>
-      <w:r>
-        <w:t>Công bằng</w:t>
-      </w:r>
-    </w:p>
-    <w:p>
-      <w:r>
-        <w:t>Hiệu quả</w:t>
-      </w:r>
-    </w:p>
-    <w:p>
-      <w:r>
-        <w:t>Tuân thủ pháp luật Việt Nam.</w:t>
-      </w:r>
-    </w:p>
-    <w:p>
-      <w:r>
-        <w:t>Các quy định chi tiết bổ sung nhằm đảm bảo tính minh bạch và công bằng trong quá trình thực hiện chính sách tại các phòng ban khác nhau.</w:t>
-      </w:r>
-    </w:p>
-    <w:p>
-      <w:r>
-        <w:t>---</w:t>
-      </w:r>
-    </w:p>
+    <w:tbl>
+      <w:tblPr>
+        <w:tblStyle w:val="TableGrid"/>
+        <w:tblW w:type="auto" w:w="0"/>
+        <w:tblLook w:firstColumn="1" w:firstRow="1" w:lastColumn="0" w:lastRow="0" w:noHBand="0" w:noVBand="1" w:val="04A0"/>
+      </w:tblPr>
+      <w:tblGrid>
+        <w:gridCol w:w="2160"/>
+        <w:gridCol w:w="2160"/>
+        <w:gridCol w:w="2160"/>
+        <w:gridCol w:w="2160"/>
+      </w:tblGrid>
+      <w:tr>
+        <w:tc>
+          <w:tcPr>
+            <w:tcW w:type="dxa" w:w="2160"/>
+          </w:tcPr>
+          <w:p>
+            <w:r>
+              <w:t>Risk Category</w:t>
+            </w:r>
+          </w:p>
+        </w:tc>
+        <w:tc>
+          <w:tcPr>
+            <w:tcW w:type="dxa" w:w="2160"/>
+          </w:tcPr>
+          <w:p>
+            <w:r>
+              <w:t>Specific Scenario</w:t>
+            </w:r>
+          </w:p>
+        </w:tc>
+        <w:tc>
+          <w:tcPr>
+            <w:tcW w:type="dxa" w:w="2160"/>
+          </w:tcPr>
+          <w:p>
+            <w:r>
+              <w:t>Severity</w:t>
+            </w:r>
+          </w:p>
+        </w:tc>
+        <w:tc>
+          <w:tcPr>
+            <w:tcW w:type="dxa" w:w="2160"/>
+          </w:tcPr>
+          <w:p>
+            <w:r>
+              <w:t>Mandatory Control</w:t>
+            </w:r>
+          </w:p>
+        </w:tc>
+      </w:tr>
+      <w:tr>
+        <w:tc>
+          <w:tcPr>
+            <w:tcW w:type="dxa" w:w="2160"/>
+          </w:tcPr>
+          <w:p>
+            <w:r>
+              <w:t>Reputational</w:t>
+            </w:r>
+          </w:p>
+        </w:tc>
+        <w:tc>
+          <w:tcPr>
+            <w:tcW w:type="dxa" w:w="2160"/>
+          </w:tcPr>
+          <w:p>
+            <w:r>
+              <w:t>Exposure of data related to Confidentiality operations.</w:t>
+            </w:r>
+          </w:p>
+        </w:tc>
+        <w:tc>
+          <w:tcPr>
+            <w:tcW w:type="dxa" w:w="2160"/>
+          </w:tcPr>
+          <w:p>
+            <w:r>
+              <w:t>High</w:t>
+            </w:r>
+          </w:p>
+        </w:tc>
+        <w:tc>
+          <w:tcPr>
+            <w:tcW w:type="dxa" w:w="2160"/>
+          </w:tcPr>
+          <w:p>
+            <w:r>
+              <w:t>Real-time Confidentiality notifications</w:t>
+            </w:r>
+          </w:p>
+        </w:tc>
+      </w:tr>
+      <w:tr>
+        <w:tc>
+          <w:tcPr>
+            <w:tcW w:type="dxa" w:w="2160"/>
+          </w:tcPr>
+          <w:p>
+            <w:r>
+              <w:t>Technical</w:t>
+            </w:r>
+          </w:p>
+        </w:tc>
+        <w:tc>
+          <w:tcPr>
+            <w:tcW w:type="dxa" w:w="2160"/>
+          </w:tcPr>
+          <w:p>
+            <w:r>
+              <w:t>Non-compliance with Confidentiality internal standards.</w:t>
+            </w:r>
+          </w:p>
+        </w:tc>
+        <w:tc>
+          <w:tcPr>
+            <w:tcW w:type="dxa" w:w="2160"/>
+          </w:tcPr>
+          <w:p>
+            <w:r>
+              <w:t>Medium</w:t>
+            </w:r>
+          </w:p>
+        </w:tc>
+        <w:tc>
+          <w:tcPr>
+            <w:tcW w:type="dxa" w:w="2160"/>
+          </w:tcPr>
+          <w:p>
+            <w:r>
+              <w:t>Real-time Confidentiality notifications</w:t>
+            </w:r>
+          </w:p>
+        </w:tc>
+      </w:tr>
+      <w:tr>
+        <w:tc>
+          <w:tcPr>
+            <w:tcW w:type="dxa" w:w="2160"/>
+          </w:tcPr>
+          <w:p>
+            <w:r>
+              <w:t>Technical</w:t>
+            </w:r>
+          </w:p>
+        </w:tc>
+        <w:tc>
+          <w:tcPr>
+            <w:tcW w:type="dxa" w:w="2160"/>
+          </w:tcPr>
+          <w:p>
+            <w:r>
+              <w:t>Discrepancy in the reporting of Confidentiality benchmarks.</w:t>
+            </w:r>
+          </w:p>
+        </w:tc>
+        <w:tc>
+          <w:tcPr>
+            <w:tcW w:type="dxa" w:w="2160"/>
+          </w:tcPr>
+          <w:p>
+            <w:r>
+              <w:t>Critical</w:t>
+            </w:r>
+          </w:p>
+        </w:tc>
+        <w:tc>
+          <w:tcPr>
+            <w:tcW w:type="dxa" w:w="2160"/>
+          </w:tcPr>
+          <w:p>
+            <w:r>
+              <w:t>End-to-end encryption of Confidentiality logs</w:t>
+            </w:r>
+          </w:p>
+        </w:tc>
+      </w:tr>
+    </w:tbl>
     <w:p>
       <w:pPr>
         <w:pStyle w:val="Heading1"/>
       </w:pPr>
       <w:r>
-        <w:t>3. Quy định chi tiết</w:t>
+        <w:t>4. Stakeholders &amp; Responsibilities</w:t>
       </w:r>
     </w:p>
     <w:p>
       <w:r>
-        <w:t>Điều 1: Trách nhiệm của nhân viên...</w:t>
+        <w:t>- Engineering Team: Primary responsibility for enforcing Confidentiality protocols.</w:t>
       </w:r>
     </w:p>
     <w:p>
       <w:r>
-        <w:t>Điều 2: Quyền hạn của quản lý...</w:t>
+        <w:t>- Risk Management Team: Primary responsibility for enforcing Confidentiality protocols.</w:t>
       </w:r>
     </w:p>
     <w:p>
       <w:r>
-        <w:t>Điều 3: Các giới hạn và cấm kỵ...</w:t>
-      </w:r>
-    </w:p>
-    <w:p>
-      <w:r>
-        <w:t>Điều 4: Quy trình báo cáo sự cố...</w:t>
-      </w:r>
-    </w:p>
-    <w:p>
-      <w:r>
-        <w:t>Các quy định chi tiết bổ sung nhằm đảm bảo tính minh bạch và công bằng trong quá trình thực hiện chính sách tại các phòng ban khác nhau.</w:t>
-      </w:r>
-    </w:p>
-    <w:p>
-      <w:r>
-        <w:t>---</w:t>
-      </w:r>
-    </w:p>
-    <w:p>
-      <w:pPr>
-        <w:pStyle w:val="Heading1"/>
-      </w:pPr>
-      <w:r>
-        <w:t>4. Quy trình triển khai 5 bước</w:t>
-      </w:r>
-    </w:p>
-    <w:p>
-      <w:r>
-        <w:t>1. Nhận thức</w:t>
-      </w:r>
-    </w:p>
-    <w:p>
-      <w:r>
-        <w:t>2. Thực hiện</w:t>
-      </w:r>
-    </w:p>
-    <w:p>
-      <w:r>
-        <w:t>3. Giám sát</w:t>
-      </w:r>
-    </w:p>
-    <w:p>
-      <w:r>
-        <w:t>4. Đánh giá</w:t>
-      </w:r>
-    </w:p>
-    <w:p>
-      <w:r>
-        <w:t>5. Cải tiến.</w:t>
-      </w:r>
-    </w:p>
-    <w:p>
-      <w:r>
-        <w:t>Các quy định chi tiết bổ sung nhằm đảm bảo tính minh bạch và công bằng trong quá trình thực hiện chính sách tại các phòng ban khác nhau.</w:t>
-      </w:r>
-    </w:p>
-    <w:p>
-      <w:r>
-        <w:t>---</w:t>
-      </w:r>
-    </w:p>
-    <w:p>
-      <w:pPr>
-        <w:pStyle w:val="Heading1"/>
-      </w:pPr>
-      <w:r>
-        <w:t>5. Câu hỏi thường gặp và Giải đáp</w:t>
-      </w:r>
-    </w:p>
-    <w:p>
-      <w:r>
-        <w:t>Hệ thống các câu hỏi giả định giúp nhân viên hiểu rõ hơn về QUY ĐỊNH BẢO MẬT THÔNG TIN</w:t>
-      </w:r>
-    </w:p>
-    <w:p>
-      <w:r>
-        <w:t>Các quy định chi tiết bổ sung nhằm đảm bảo tính minh bạch và công bằng trong quá trình thực hiện chính sách tại các phòng ban khác nhau.</w:t>
-      </w:r>
-    </w:p>
-    <w:p>
-      <w:r>
-        <w:t>---</w:t>
-      </w:r>
-    </w:p>
-    <w:p>
-      <w:pPr>
-        <w:pStyle w:val="Heading1"/>
-      </w:pPr>
-      <w:r>
-        <w:t>6. Điều khoản thi hành</w:t>
-      </w:r>
-    </w:p>
-    <w:p>
-      <w:r>
-        <w:t>Có hiệu lực kể từ ngày ký.</w:t>
-      </w:r>
-    </w:p>
-    <w:p>
-      <w:r>
-        <w:t>Mọi thay đổi phải được thông báo trước 15 ngày.</w:t>
-      </w:r>
-    </w:p>
-    <w:p>
-      <w:r>
-        <w:t>Các quy định chi tiết bổ sung nhằm đảm bảo tính minh bạch và công bằng trong quá trình thực hiện chính sách tại các phòng ban khác nhau.</w:t>
-      </w:r>
-    </w:p>
-    <w:p>
-      <w:r>
-        <w:t>---</w:t>
-      </w:r>
-    </w:p>
-    <w:p>
-      <w:pPr>
-        <w:pStyle w:val="Heading1"/>
-      </w:pPr>
-      <w:r>
-        <w:t>7. Hướng dẫn bổ sung chương 1</w:t>
-      </w:r>
-    </w:p>
-    <w:p>
-      <w:r>
-        <w:t>Nội dung hướng dẫn chi tiết về các khía cạnh kỹ thuật và vận hành thực tế tại doanh nghiệp.</w:t>
-      </w:r>
-    </w:p>
-    <w:p>
-      <w:r>
-        <w:t>Đảm bảo mọi nhân viên đều nắm vững các bước thực hiện và không vi phạm quy định công ty.</w:t>
-      </w:r>
-    </w:p>
-    <w:p>
-      <w:r>
-        <w:t>Thông tin này được cập nhật định kỳ dựa trên phản hồi của các phòng ban.</w:t>
-      </w:r>
-    </w:p>
-    <w:p>
-      <w:r>
-        <w:t>Các quy định chi tiết bổ sung nhằm đảm bảo tính minh bạch và công bằng trong quá trình thực hiện chính sách tại các phòng ban khác nhau.</w:t>
-      </w:r>
-    </w:p>
-    <w:p>
-      <w:r>
-        <w:t>---</w:t>
-      </w:r>
-    </w:p>
-    <w:p>
-      <w:pPr>
-        <w:pStyle w:val="Heading1"/>
-      </w:pPr>
-      <w:r>
-        <w:t>8. Hướng dẫn bổ sung chương 2</w:t>
-      </w:r>
-    </w:p>
-    <w:p>
-      <w:r>
-        <w:t>Nội dung hướng dẫn chi tiết về các khía cạnh kỹ thuật và vận hành thực tế tại doanh nghiệp.</w:t>
-      </w:r>
-    </w:p>
-    <w:p>
-      <w:r>
-        <w:t>Đảm bảo mọi nhân viên đều nắm vững các bước thực hiện và không vi phạm quy định công ty.</w:t>
-      </w:r>
-    </w:p>
-    <w:p>
-      <w:r>
-        <w:t>Thông tin này được cập nhật định kỳ dựa trên phản hồi của các phòng ban.</w:t>
-      </w:r>
-    </w:p>
-    <w:p>
-      <w:r>
-        <w:t>Các quy định chi tiết bổ sung nhằm đảm bảo tính minh bạch và công bằng trong quá trình thực hiện chính sách tại các phòng ban khác nhau.</w:t>
-      </w:r>
-    </w:p>
-    <w:p>
-      <w:r>
-        <w:t>---</w:t>
-      </w:r>
-    </w:p>
-    <w:p>
-      <w:pPr>
-        <w:pStyle w:val="Heading1"/>
-      </w:pPr>
-      <w:r>
-        <w:t>9. Hướng dẫn bổ sung chương 3</w:t>
-      </w:r>
-    </w:p>
-    <w:p>
-      <w:r>
-        <w:t>Nội dung hướng dẫn chi tiết về các khía cạnh kỹ thuật và vận hành thực tế tại doanh nghiệp.</w:t>
-      </w:r>
-    </w:p>
-    <w:p>
-      <w:r>
-        <w:t>Đảm bảo mọi nhân viên đều nắm vững các bước thực hiện và không vi phạm quy định công ty.</w:t>
-      </w:r>
-    </w:p>
-    <w:p>
-      <w:r>
-        <w:t>Thông tin này được cập nhật định kỳ dựa trên phản hồi của các phòng ban.</w:t>
-      </w:r>
-    </w:p>
-    <w:p>
-      <w:r>
-        <w:t>Các quy định chi tiết bổ sung nhằm đảm bảo tính minh bạch và công bằng trong quá trình thực hiện chính sách tại các phòng ban khác nhau.</w:t>
-      </w:r>
-    </w:p>
-    <w:p>
-      <w:r>
-        <w:t>---</w:t>
-      </w:r>
-    </w:p>
-    <w:p>
-      <w:pPr>
-        <w:pStyle w:val="Heading1"/>
-      </w:pPr>
-      <w:r>
-        <w:t>10. Hướng dẫn bổ sung chương 4</w:t>
-      </w:r>
-    </w:p>
-    <w:p>
-      <w:r>
-        <w:t>Nội dung hướng dẫn chi tiết về các khía cạnh kỹ thuật và vận hành thực tế tại doanh nghiệp.</w:t>
-      </w:r>
-    </w:p>
-    <w:p>
-      <w:r>
-        <w:t>Đảm bảo mọi nhân viên đều nắm vững các bước thực hiện và không vi phạm quy định công ty.</w:t>
-      </w:r>
-    </w:p>
-    <w:p>
-      <w:r>
-        <w:t>Thông tin này được cập nhật định kỳ dựa trên phản hồi của các phòng ban.</w:t>
-      </w:r>
-    </w:p>
-    <w:p>
-      <w:r>
-        <w:t>Các quy định chi tiết bổ sung nhằm đảm bảo tính minh bạch và công bằng trong quá trình thực hiện chính sách tại các phòng ban khác nhau.</w:t>
-      </w:r>
-    </w:p>
-    <w:p>
-      <w:r>
-        <w:t>---</w:t>
-      </w:r>
-    </w:p>
-    <w:p>
-      <w:pPr>
-        <w:pStyle w:val="Heading1"/>
-      </w:pPr>
-      <w:r>
-        <w:t>11. Hướng dẫn bổ sung chương 5</w:t>
-      </w:r>
-    </w:p>
-    <w:p>
-      <w:r>
-        <w:t>Nội dung hướng dẫn chi tiết về các khía cạnh kỹ thuật và vận hành thực tế tại doanh nghiệp.</w:t>
-      </w:r>
-    </w:p>
-    <w:p>
-      <w:r>
-        <w:t>Đảm bảo mọi nhân viên đều nắm vững các bước thực hiện và không vi phạm quy định công ty.</w:t>
-      </w:r>
-    </w:p>
-    <w:p>
-      <w:r>
-        <w:t>Thông tin này được cập nhật định kỳ dựa trên phản hồi của các phòng ban.</w:t>
-      </w:r>
-    </w:p>
-    <w:p>
-      <w:r>
-        <w:t>Các quy định chi tiết bổ sung nhằm đảm bảo tính minh bạch và công bằng trong quá trình thực hiện chính sách tại các phòng ban khác nhau.</w:t>
-      </w:r>
-    </w:p>
-    <w:p>
-      <w:r>
-        <w:t>---</w:t>
-      </w:r>
-    </w:p>
-    <w:p>
-      <w:pPr>
-        <w:pStyle w:val="Heading1"/>
-      </w:pPr>
-      <w:r>
-        <w:t>12. Hướng dẫn bổ sung chương 6</w:t>
-      </w:r>
-    </w:p>
-    <w:p>
-      <w:r>
-        <w:t>Nội dung hướng dẫn chi tiết về các khía cạnh kỹ thuật và vận hành thực tế tại doanh nghiệp.</w:t>
-      </w:r>
-    </w:p>
-    <w:p>
-      <w:r>
-        <w:t>Đảm bảo mọi nhân viên đều nắm vững các bước thực hiện và không vi phạm quy định công ty.</w:t>
-      </w:r>
-    </w:p>
-    <w:p>
-      <w:r>
-        <w:t>Thông tin này được cập nhật định kỳ dựa trên phản hồi của các phòng ban.</w:t>
-      </w:r>
-    </w:p>
-    <w:p>
-      <w:r>
-        <w:t>Các quy định chi tiết bổ sung nhằm đảm bảo tính minh bạch và công bằng trong quá trình thực hiện chính sách tại các phòng ban khác nhau.</w:t>
-      </w:r>
-    </w:p>
-    <w:p>
-      <w:r>
-        <w:t>---</w:t>
-      </w:r>
-    </w:p>
-    <w:p>
-      <w:pPr>
-        <w:pStyle w:val="Heading1"/>
-      </w:pPr>
-      <w:r>
-        <w:t>13. Hướng dẫn bổ sung chương 7</w:t>
-      </w:r>
-    </w:p>
-    <w:p>
-      <w:r>
-        <w:t>Nội dung hướng dẫn chi tiết về các khía cạnh kỹ thuật và vận hành thực tế tại doanh nghiệp.</w:t>
-      </w:r>
-    </w:p>
-    <w:p>
-      <w:r>
-        <w:t>Đảm bảo mọi nhân viên đều nắm vững các bước thực hiện và không vi phạm quy định công ty.</w:t>
-      </w:r>
-    </w:p>
-    <w:p>
-      <w:r>
-        <w:t>Thông tin này được cập nhật định kỳ dựa trên phản hồi của các phòng ban.</w:t>
-      </w:r>
-    </w:p>
-    <w:p>
-      <w:r>
-        <w:t>Các quy định chi tiết bổ sung nhằm đảm bảo tính minh bạch và công bằng trong quá trình thực hiện chính sách tại các phòng ban khác nhau.</w:t>
-      </w:r>
-    </w:p>
-    <w:p>
-      <w:r>
-        <w:t>---</w:t>
-      </w:r>
-    </w:p>
-    <w:p>
-      <w:pPr>
-        <w:pStyle w:val="Heading1"/>
-      </w:pPr>
-      <w:r>
-        <w:t>14. Hướng dẫn bổ sung chương 8</w:t>
-      </w:r>
-    </w:p>
-    <w:p>
-      <w:r>
-        <w:t>Nội dung hướng dẫn chi tiết về các khía cạnh kỹ thuật và vận hành thực tế tại doanh nghiệp.</w:t>
-      </w:r>
-    </w:p>
-    <w:p>
-      <w:r>
-        <w:t>Đảm bảo mọi nhân viên đều nắm vững các bước thực hiện và không vi phạm quy định công ty.</w:t>
-      </w:r>
-    </w:p>
-    <w:p>
-      <w:r>
-        <w:t>Thông tin này được cập nhật định kỳ dựa trên phản hồi của các phòng ban.</w:t>
-      </w:r>
-    </w:p>
-    <w:p>
-      <w:r>
-        <w:t>Các quy định chi tiết bổ sung nhằm đảm bảo tính minh bạch và công bằng trong quá trình thực hiện chính sách tại các phòng ban khác nhau.</w:t>
-      </w:r>
-    </w:p>
-    <w:p>
-      <w:r>
-        <w:t>---</w:t>
-      </w:r>
-    </w:p>
-    <w:p>
-      <w:pPr>
-        <w:pStyle w:val="Heading1"/>
-      </w:pPr>
-      <w:r>
-        <w:t>15. Hướng dẫn bổ sung chương 9</w:t>
-      </w:r>
-    </w:p>
-    <w:p>
-      <w:r>
-        <w:t>Nội dung hướng dẫn chi tiết về các khía cạnh kỹ thuật và vận hành thực tế tại doanh nghiệp.</w:t>
-      </w:r>
-    </w:p>
-    <w:p>
-      <w:r>
-        <w:t>Đảm bảo mọi nhân viên đều nắm vững các bước thực hiện và không vi phạm quy định công ty.</w:t>
-      </w:r>
-    </w:p>
-    <w:p>
-      <w:r>
-        <w:t>Thông tin này được cập nhật định kỳ dựa trên phản hồi của các phòng ban.</w:t>
-      </w:r>
-    </w:p>
-    <w:p>
-      <w:r>
-        <w:t>Các quy định chi tiết bổ sung nhằm đảm bảo tính minh bạch và công bằng trong quá trình thực hiện chính sách tại các phòng ban khác nhau.</w:t>
-      </w:r>
-    </w:p>
-    <w:p>
-      <w:r>
-        <w:t>---</w:t>
-      </w:r>
-    </w:p>
-    <w:p>
-      <w:pPr>
-        <w:pStyle w:val="Heading1"/>
-      </w:pPr>
-      <w:r>
-        <w:t>16. Hướng dẫn bổ sung chương 10</w:t>
-      </w:r>
-    </w:p>
-    <w:p>
-      <w:r>
-        <w:t>Nội dung hướng dẫn chi tiết về các khía cạnh kỹ thuật và vận hành thực tế tại doanh nghiệp.</w:t>
-      </w:r>
-    </w:p>
-    <w:p>
-      <w:r>
-        <w:t>Đảm bảo mọi nhân viên đều nắm vững các bước thực hiện và không vi phạm quy định công ty.</w:t>
-      </w:r>
-    </w:p>
-    <w:p>
-      <w:r>
-        <w:t>Thông tin này được cập nhật định kỳ dựa trên phản hồi của các phòng ban.</w:t>
-      </w:r>
-    </w:p>
-    <w:p>
-      <w:r>
-        <w:t>Các quy định chi tiết bổ sung nhằm đảm bảo tính minh bạch và công bằng trong quá trình thực hiện chính sách tại các phòng ban khác nhau.</w:t>
-      </w:r>
-    </w:p>
-    <w:p>
-      <w:r>
-        <w:t>---</w:t>
-      </w:r>
-    </w:p>
-    <w:p>
-      <w:pPr>
-        <w:pStyle w:val="Heading1"/>
-      </w:pPr>
-      <w:r>
-        <w:t>17. Hướng dẫn bổ sung chương 11</w:t>
-      </w:r>
-    </w:p>
-    <w:p>
-      <w:r>
-        <w:t>Nội dung hướng dẫn chi tiết về các khía cạnh kỹ thuật và vận hành thực tế tại doanh nghiệp.</w:t>
-      </w:r>
-    </w:p>
-    <w:p>
-      <w:r>
-        <w:t>Đảm bảo mọi nhân viên đều nắm vững các bước thực hiện và không vi phạm quy định công ty.</w:t>
-      </w:r>
-    </w:p>
-    <w:p>
-      <w:r>
-        <w:t>Thông tin này được cập nhật định kỳ dựa trên phản hồi của các phòng ban.</w:t>
-      </w:r>
-    </w:p>
-    <w:p>
-      <w:r>
-        <w:t>Các quy định chi tiết bổ sung nhằm đảm bảo tính minh bạch và công bằng trong quá trình thực hiện chính sách tại các phòng ban khác nhau.</w:t>
-      </w:r>
-    </w:p>
-    <w:p>
-      <w:r>
-        <w:t>---</w:t>
-      </w:r>
-    </w:p>
-    <w:p>
-      <w:pPr>
-        <w:pStyle w:val="Heading1"/>
-      </w:pPr>
-      <w:r>
-        <w:t>18. Hướng dẫn bổ sung chương 12</w:t>
-      </w:r>
-    </w:p>
-    <w:p>
-      <w:r>
-        <w:t>Nội dung hướng dẫn chi tiết về các khía cạnh kỹ thuật và vận hành thực tế tại doanh nghiệp.</w:t>
-      </w:r>
-    </w:p>
-    <w:p>
-      <w:r>
-        <w:t>Đảm bảo mọi nhân viên đều nắm vững các bước thực hiện và không vi phạm quy định công ty.</w:t>
-      </w:r>
-    </w:p>
-    <w:p>
-      <w:r>
-        <w:t>Thông tin này được cập nhật định kỳ dựa trên phản hồi của các phòng ban.</w:t>
-      </w:r>
-    </w:p>
-    <w:p>
-      <w:r>
-        <w:t>Các quy định chi tiết bổ sung nhằm đảm bảo tính minh bạch và công bằng trong quá trình thực hiện chính sách tại các phòng ban khác nhau.</w:t>
-      </w:r>
-    </w:p>
-    <w:p>
-      <w:r>
-        <w:t>---</w:t>
-      </w:r>
-    </w:p>
-    <w:p>
-      <w:pPr>
-        <w:pStyle w:val="Heading1"/>
-      </w:pPr>
-      <w:r>
-        <w:t>19. Hướng dẫn bổ sung chương 13</w:t>
-      </w:r>
-    </w:p>
-    <w:p>
-      <w:r>
-        <w:t>Nội dung hướng dẫn chi tiết về các khía cạnh kỹ thuật và vận hành thực tế tại doanh nghiệp.</w:t>
-      </w:r>
-    </w:p>
-    <w:p>
-      <w:r>
-        <w:t>Đảm bảo mọi nhân viên đều nắm vững các bước thực hiện và không vi phạm quy định công ty.</w:t>
-      </w:r>
-    </w:p>
-    <w:p>
-      <w:r>
-        <w:t>Thông tin này được cập nhật định kỳ dựa trên phản hồi của các phòng ban.</w:t>
-      </w:r>
-    </w:p>
-    <w:p>
-      <w:r>
-        <w:t>Các quy định chi tiết bổ sung nhằm đảm bảo tính minh bạch và công bằng trong quá trình thực hiện chính sách tại các phòng ban khác nhau.</w:t>
-      </w:r>
-    </w:p>
-    <w:p>
-      <w:r>
-        <w:t>---</w:t>
-      </w:r>
-    </w:p>
-    <w:p>
-      <w:pPr>
-        <w:pStyle w:val="Heading1"/>
-      </w:pPr>
-      <w:r>
-        <w:t>20. Hướng dẫn bổ sung chương 14</w:t>
-      </w:r>
-    </w:p>
-    <w:p>
-      <w:r>
-        <w:t>Nội dung hướng dẫn chi tiết về các khía cạnh kỹ thuật và vận hành thực tế tại doanh nghiệp.</w:t>
-      </w:r>
-    </w:p>
-    <w:p>
-      <w:r>
-        <w:t>Đảm bảo mọi nhân viên đều nắm vững các bước thực hiện và không vi phạm quy định công ty.</w:t>
-      </w:r>
-    </w:p>
-    <w:p>
-      <w:r>
-        <w:t>Thông tin này được cập nhật định kỳ dựa trên phản hồi của các phòng ban.</w:t>
-      </w:r>
-    </w:p>
-    <w:p>
-      <w:r>
-        <w:t>Các quy định chi tiết bổ sung nhằm đảm bảo tính minh bạch và công bằng trong quá trình thực hiện chính sách tại các phòng ban khác nhau.</w:t>
-      </w:r>
-    </w:p>
-    <w:p>
-      <w:r>
-        <w:t>---</w:t>
-      </w:r>
-    </w:p>
-    <w:p>
-      <w:pPr>
-        <w:pStyle w:val="Heading1"/>
-      </w:pPr>
-      <w:r>
-        <w:t>21. Hướng dẫn bổ sung chương 15</w:t>
-      </w:r>
-    </w:p>
-    <w:p>
-      <w:r>
-        <w:t>Nội dung hướng dẫn chi tiết về các khía cạnh kỹ thuật và vận hành thực tế tại doanh nghiệp.</w:t>
-      </w:r>
-    </w:p>
-    <w:p>
-      <w:r>
-        <w:t>Đảm bảo mọi nhân viên đều nắm vững các bước thực hiện và không vi phạm quy định công ty.</w:t>
-      </w:r>
-    </w:p>
-    <w:p>
-      <w:r>
-        <w:t>Thông tin này được cập nhật định kỳ dựa trên phản hồi của các phòng ban.</w:t>
-      </w:r>
-    </w:p>
-    <w:p>
-      <w:r>
-        <w:t>Các quy định chi tiết bổ sung nhằm đảm bảo tính minh bạch và công bằng trong quá trình thực hiện chính sách tại các phòng ban khác nhau.</w:t>
-      </w:r>
-    </w:p>
-    <w:p>
-      <w:r>
-        <w:t>---</w:t>
+        <w:t>- Public Relations Team: Primary responsibility for enforcing Confidentiality protocols.</w:t>
       </w:r>
     </w:p>
     <w:sectPr>
@@ -857,7 +311,7 @@
       <w:jc w:val="right"/>
     </w:pPr>
     <w:r>
-      <w:t>CÔNG TY CHILLI - CHÍNH SÁCH NỘI BỘ BẢN 2024</w:t>
+      <w:t>CHILLI CORP | CONFIDENTIALITY MANAGEMENT POLICY | REF-480091</w:t>
     </w:r>
   </w:p>
 </w:hdr>
